--- a/program_descriptions.docx
+++ b/program_descriptions.docx
@@ -1,6 +1,6 @@
 
 <file path=word/document.xml><?xml version="1.0" encoding="utf-8"?>
-<w:document xmlns:wpc="http://schemas.microsoft.com/office/word/2010/wordprocessingCanvas" xmlns:cx="http://schemas.microsoft.com/office/drawing/2014/chartex" xmlns:cx1="http://schemas.microsoft.com/office/drawing/2015/9/8/chartex" xmlns:cx2="http://schemas.microsoft.com/office/drawing/2015/10/21/chartex" xmlns:cx3="http://schemas.microsoft.com/office/drawing/2016/5/9/chartex" xmlns:cx4="http://schemas.microsoft.com/office/drawing/2016/5/10/chartex" xmlns:cx5="http://schemas.microsoft.com/office/drawing/2016/5/11/chartex" xmlns:cx6="http://schemas.microsoft.com/office/drawing/2016/5/12/chartex" xmlns:cx7="http://schemas.microsoft.com/office/drawing/2016/5/13/chartex" xmlns:cx8="http://schemas.microsoft.com/office/drawing/2016/5/14/chartex" xmlns:mc="http://schemas.openxmlformats.org/markup-compatibility/2006" xmlns:aink="http://schemas.microsoft.com/office/drawing/2016/ink" xmlns:am3d="http://schemas.microsoft.com/office/drawing/2017/model3d" xmlns:o="urn:schemas-microsoft-com:office:office" xmlns:r="http://schemas.openxmlformats.org/officeDocument/2006/relationships" xmlns:m="http://schemas.openxmlformats.org/officeDocument/2006/math" xmlns:v="urn:schemas-microsoft-com:vml" xmlns:wp14="http://schemas.microsoft.com/office/word/2010/wordprocessingDrawing" xmlns:wp="http://schemas.openxmlformats.org/drawingml/2006/wordprocessingDrawing" xmlns:w10="urn:schemas-microsoft-com:office:word" xmlns:w="http://schemas.openxmlformats.org/wordprocessingml/2006/main" xmlns:w14="http://schemas.microsoft.com/office/word/2010/wordml" xmlns:w15="http://schemas.microsoft.com/office/word/2012/wordml" xmlns:w16cid="http://schemas.microsoft.com/office/word/2016/wordml/cid" xmlns:w16se="http://schemas.microsoft.com/office/word/2015/wordml/symex" xmlns:wpg="http://schemas.microsoft.com/office/word/2010/wordprocessingGroup" xmlns:wpi="http://schemas.microsoft.com/office/word/2010/wordprocessingInk" xmlns:wne="http://schemas.microsoft.com/office/word/2006/wordml" xmlns:wps="http://schemas.microsoft.com/office/word/2010/wordprocessingShape" mc:Ignorable="w14 w15 w16se w16cid wp14">
+<w:document xmlns:wpc="http://schemas.microsoft.com/office/word/2010/wordprocessingCanvas" xmlns:cx="http://schemas.microsoft.com/office/drawing/2014/chartex" xmlns:cx1="http://schemas.microsoft.com/office/drawing/2015/9/8/chartex" xmlns:cx2="http://schemas.microsoft.com/office/drawing/2015/10/21/chartex" xmlns:cx3="http://schemas.microsoft.com/office/drawing/2016/5/9/chartex" xmlns:cx4="http://schemas.microsoft.com/office/drawing/2016/5/10/chartex" xmlns:cx5="http://schemas.microsoft.com/office/drawing/2016/5/11/chartex" xmlns:cx6="http://schemas.microsoft.com/office/drawing/2016/5/12/chartex" xmlns:cx7="http://schemas.microsoft.com/office/drawing/2016/5/13/chartex" xmlns:cx8="http://schemas.microsoft.com/office/drawing/2016/5/14/chartex" xmlns:mc="http://schemas.openxmlformats.org/markup-compatibility/2006" xmlns:aink="http://schemas.microsoft.com/office/drawing/2016/ink" xmlns:am3d="http://schemas.microsoft.com/office/drawing/2017/model3d" xmlns:o="urn:schemas-microsoft-com:office:office" xmlns:r="http://schemas.openxmlformats.org/officeDocument/2006/relationships" xmlns:m="http://schemas.openxmlformats.org/officeDocument/2006/math" xmlns:v="urn:schemas-microsoft-com:vml" xmlns:wp14="http://schemas.microsoft.com/office/word/2010/wordprocessingDrawing" xmlns:wp="http://schemas.openxmlformats.org/drawingml/2006/wordprocessingDrawing" xmlns:w10="urn:schemas-microsoft-com:office:word" xmlns:w="http://schemas.openxmlformats.org/wordprocessingml/2006/main" xmlns:w14="http://schemas.microsoft.com/office/word/2010/wordml" xmlns:w15="http://schemas.microsoft.com/office/word/2012/wordml" xmlns:w16cex="http://schemas.microsoft.com/office/word/2018/wordml/cex" xmlns:w16cid="http://schemas.microsoft.com/office/word/2016/wordml/cid" xmlns:w16="http://schemas.microsoft.com/office/word/2018/wordml" xmlns:w16sdtdh="http://schemas.microsoft.com/office/word/2020/wordml/sdtdatahash" xmlns:w16se="http://schemas.microsoft.com/office/word/2015/wordml/symex" xmlns:wpg="http://schemas.microsoft.com/office/word/2010/wordprocessingGroup" xmlns:wpi="http://schemas.microsoft.com/office/word/2010/wordprocessingInk" xmlns:wne="http://schemas.microsoft.com/office/word/2006/wordml" xmlns:wps="http://schemas.microsoft.com/office/word/2010/wordprocessingShape" mc:Ignorable="w14 w15 w16se w16cid w16 w16cex w16sdtdh wp14">
   <w:body>
     <w:p>
       <w:pPr>
@@ -19,16 +19,7 @@
           <w:sz w:val="24"/>
           <w:szCs w:val="24"/>
         </w:rPr>
-        <w:t xml:space="preserve">Program descriptions for </w:t>
-      </w:r>
-      <w:r>
-        <w:rPr>
-          <w:b/>
-          <w:bCs/>
-          <w:sz w:val="24"/>
-          <w:szCs w:val="24"/>
-        </w:rPr>
-        <w:t>“Heat exposure and drug overdose mortality in the United States: a quasi-experimental study”</w:t>
+        <w:t>Program descriptions for “Heat exposure and drug overdose mortality in the United States”</w:t>
       </w:r>
     </w:p>
     <w:p>
@@ -56,7 +47,7 @@
         <w:spacing w:after="0"/>
       </w:pPr>
       <w:r>
-        <w:t>September 19, 2024</w:t>
+        <w:t>June 25, 2025</w:t>
       </w:r>
     </w:p>
     <w:p>
@@ -104,7 +95,15 @@
         <w:spacing w:after="0"/>
       </w:pPr>
       <w:r>
-        <w:t>This document describes the code used to analyze “Heat exposure and drug overdose mortality in the United States: a quasi-experimental study” (Dennett, Carrión, Fiellin, and Gonsalves).</w:t>
+        <w:t xml:space="preserve">This document describes the code used to analyze “Heat exposure and drug overdose mortality in the United States” (Dennett, </w:t>
+      </w:r>
+      <w:proofErr w:type="spellStart"/>
+      <w:r>
+        <w:t>Carrión</w:t>
+      </w:r>
+      <w:proofErr w:type="spellEnd"/>
+      <w:r>
+        <w:t>, Fiellin, and Gonsalves).</w:t>
       </w:r>
     </w:p>
     <w:p>
@@ -122,7 +121,15 @@
         <w:spacing w:after="0"/>
       </w:pPr>
       <w:r>
-        <w:t xml:space="preserve">This code analyzes data from the National Center for Health Statistics (NCHS) restricted Vital Statistics multiple cause of death data. This data is not publicly available. For information on applying to access restricted Vital Statistics data, see </w:t>
+        <w:t xml:space="preserve">This code analyzes data from the National Center for Health Statistics (NCHS) restricted Vital Statistics multiple </w:t>
+      </w:r>
+      <w:proofErr w:type="gramStart"/>
+      <w:r>
+        <w:t>cause</w:t>
+      </w:r>
+      <w:proofErr w:type="gramEnd"/>
+      <w:r>
+        <w:t xml:space="preserve"> of death data. This data is not publicly available. For information on applying to access restricted Vital Statistics data, see </w:t>
       </w:r>
       <w:hyperlink r:id="rId8" w:history="1">
         <w:r>
@@ -181,7 +188,13 @@
         <w:t xml:space="preserve">Stata </w:t>
       </w:r>
       <w:r>
-        <w:t>commands that need to be separately installed:</w:t>
+        <w:t>commands that need to be separately installed</w:t>
+      </w:r>
+      <w:r>
+        <w:t xml:space="preserve"> (please note – additional Stata commands that are inputs into these commands may also need to be added)</w:t>
+      </w:r>
+      <w:r>
+        <w:t>:</w:t>
       </w:r>
     </w:p>
     <w:p>
@@ -197,6 +210,7 @@
         </w:numPr>
         <w:spacing w:after="0"/>
       </w:pPr>
+      <w:proofErr w:type="spellStart"/>
       <w:r>
         <w:rPr>
           <w:b/>
@@ -206,8 +220,17 @@
         </w:rPr>
         <w:t>reghdfe</w:t>
       </w:r>
-      <w:r>
-        <w:t xml:space="preserve">: Sergio Correia, 2017. reghdfe: Stata module for linear and instrumental-variable/GMM regression absorbing multiple levels of fixed effects. Statistical Software Components S457874, Boston College Department of Economics. </w:t>
+      <w:proofErr w:type="spellEnd"/>
+      <w:r>
+        <w:t>: Sergio Correia, 2017. </w:t>
+      </w:r>
+      <w:proofErr w:type="spellStart"/>
+      <w:r>
+        <w:t>reghdfe</w:t>
+      </w:r>
+      <w:proofErr w:type="spellEnd"/>
+      <w:r>
+        <w:t xml:space="preserve">: Stata module for linear and instrumental-variable/GMM regression absorbing multiple levels of fixed effects. Statistical Software Components S457874, Boston College Department of Economics. </w:t>
       </w:r>
       <w:hyperlink r:id="rId9" w:history="1">
         <w:r>
@@ -232,6 +255,7 @@
         </w:numPr>
         <w:spacing w:after="0"/>
       </w:pPr>
+      <w:proofErr w:type="spellStart"/>
       <w:r>
         <w:rPr>
           <w:b/>
@@ -241,6 +265,7 @@
         </w:rPr>
         <w:t>estout</w:t>
       </w:r>
+      <w:proofErr w:type="spellEnd"/>
       <w:r>
         <w:t xml:space="preserve">: Jann, Ben (2005): Making regression tables from stored estimates. The Stata Journal 5(3): 288-308. </w:t>
       </w:r>
@@ -266,6 +291,7 @@
         </w:numPr>
         <w:spacing w:after="0"/>
       </w:pPr>
+      <w:proofErr w:type="spellStart"/>
       <w:r>
         <w:rPr>
           <w:b/>
@@ -275,6 +301,7 @@
         </w:rPr>
         <w:t>coefplot</w:t>
       </w:r>
+      <w:proofErr w:type="spellEnd"/>
       <w:r>
         <w:t>: Jann, Ben (2013). COEFPLOT: Stata module to plot regression coefficients and other results.</w:t>
       </w:r>
@@ -303,6 +330,7 @@
         </w:numPr>
         <w:spacing w:after="0"/>
       </w:pPr>
+      <w:proofErr w:type="spellStart"/>
       <w:r>
         <w:rPr>
           <w:b/>
@@ -312,6 +340,7 @@
         </w:rPr>
         <w:t>spmap</w:t>
       </w:r>
+      <w:proofErr w:type="spellEnd"/>
       <w:r>
         <w:t xml:space="preserve"> (used</w:t>
       </w:r>
@@ -348,7 +377,15 @@
         <w:t>below</w:t>
       </w:r>
       <w:r>
-        <w:t>): Maurizio Pisati. 2007. SPMAP: Stata module to visualize spatial data. Statistical Software Components S456812, Boston College Department of Economics).</w:t>
+        <w:t xml:space="preserve">): Maurizio </w:t>
+      </w:r>
+      <w:proofErr w:type="spellStart"/>
+      <w:r>
+        <w:t>Pisati</w:t>
+      </w:r>
+      <w:proofErr w:type="spellEnd"/>
+      <w:r>
+        <w:t>. 2007. SPMAP: Stata module to visualize spatial data. Statistical Software Components S456812, Boston College Department of Economics).</w:t>
       </w:r>
       <w:r>
         <w:t xml:space="preserve"> </w:t>
@@ -430,6 +467,7 @@
           <w:b/>
           <w:bCs/>
         </w:rPr>
+        <w:lastRenderedPageBreak/>
         <w:t>Program descriptions</w:t>
       </w:r>
       <w:r>
@@ -465,20 +503,15 @@
       <w:r>
         <w:t>(</w:t>
       </w:r>
+      <w:proofErr w:type="spellStart"/>
       <w:r>
         <w:rPr>
           <w:i/>
           <w:iCs/>
         </w:rPr>
-        <w:t>analytic_data</w:t>
-      </w:r>
-      <w:r>
-        <w:rPr>
-          <w:i/>
-          <w:iCs/>
-        </w:rPr>
-        <w:t>.dta</w:t>
-      </w:r>
+        <w:t>analytic_data.dta</w:t>
+      </w:r>
+      <w:proofErr w:type="spellEnd"/>
       <w:r>
         <w:t xml:space="preserve">) </w:t>
       </w:r>
@@ -509,20 +542,15 @@
       <w:r>
         <w:t xml:space="preserve"> also creates an “all month” data set (</w:t>
       </w:r>
+      <w:proofErr w:type="spellStart"/>
       <w:r>
         <w:rPr>
           <w:i/>
           <w:iCs/>
         </w:rPr>
-        <w:t>analytic_data_ALLMONTHS</w:t>
-      </w:r>
-      <w:r>
-        <w:rPr>
-          <w:i/>
-          <w:iCs/>
-        </w:rPr>
-        <w:t>.dta</w:t>
-      </w:r>
+        <w:t>analytic_data_ALLMONTHS.dta</w:t>
+      </w:r>
+      <w:proofErr w:type="spellEnd"/>
       <w:r>
         <w:t xml:space="preserve">) for use with </w:t>
       </w:r>
@@ -537,12 +565,7 @@
         <w:t>analysis_allseasons.do</w:t>
       </w:r>
       <w:r>
-        <w:t xml:space="preserve"> (</w:t>
-      </w:r>
-      <w:bookmarkStart w:id="0" w:name="_GoBack"/>
-      <w:bookmarkEnd w:id="0"/>
-      <w:r>
-        <w:t>below).</w:t>
+        <w:t xml:space="preserve"> (below).</w:t>
       </w:r>
     </w:p>
     <w:p>
@@ -626,6 +649,9 @@
         <w:t>Creates</w:t>
       </w:r>
       <w:r>
+        <w:t xml:space="preserve"> output for</w:t>
+      </w:r>
+      <w:r>
         <w:t xml:space="preserve"> </w:t>
       </w:r>
       <w:r>
@@ -642,10 +668,25 @@
         <w:t>1a and S1b,</w:t>
       </w:r>
       <w:r>
-        <w:t xml:space="preserve"> and</w:t>
-      </w:r>
-      <w:r>
         <w:t xml:space="preserve"> </w:t>
+      </w:r>
+      <w:r>
+        <w:t xml:space="preserve">and </w:t>
+      </w:r>
+      <w:r>
+        <w:t xml:space="preserve">creates output used in </w:t>
+      </w:r>
+      <w:r>
+        <w:t>Table S2</w:t>
+      </w:r>
+      <w:r>
+        <w:t>. Cr</w:t>
+      </w:r>
+      <w:r>
+        <w:t>e</w:t>
+      </w:r>
+      <w:r>
+        <w:t xml:space="preserve">ates </w:t>
       </w:r>
       <w:r>
         <w:t>Figure S2</w:t>
@@ -675,17 +716,7 @@
           <w:iCs/>
           <w:u w:val="single"/>
         </w:rPr>
-        <w:t>mapping</w:t>
-      </w:r>
-      <w:r>
-        <w:rPr>
-          <w:b/>
-          <w:bCs/>
-          <w:i/>
-          <w:iCs/>
-          <w:u w:val="single"/>
-        </w:rPr>
-        <w:t>.do</w:t>
+        <w:t>mapping.do</w:t>
       </w:r>
       <w:r>
         <w:t xml:space="preserve"> – </w:t>
@@ -717,7 +748,7 @@
       <w:r>
         <w:t xml:space="preserve">, available: </w:t>
       </w:r>
-      <w:hyperlink r:id="rId13" w:history="1">
+      <w:hyperlink r:id="rId13" w:anchor="list-tab-1883739534" w:history="1">
         <w:r>
           <w:rPr>
             <w:rStyle w:val="Hyperlink"/>
@@ -726,16 +757,26 @@
         </w:r>
       </w:hyperlink>
       <w:r>
-        <w:t xml:space="preserve"> (originally downloaded </w:t>
-      </w:r>
-      <w:r>
-        <w:t>10/30/2023</w:t>
-      </w:r>
-      <w:r>
-        <w:t>); u</w:t>
-      </w:r>
-      <w:r>
-        <w:t xml:space="preserve">sed .shp and .dbf file </w:t>
+        <w:t xml:space="preserve"> (originally downloaded 10/30/2023); u</w:t>
+      </w:r>
+      <w:r>
+        <w:t>sed .</w:t>
+      </w:r>
+      <w:proofErr w:type="spellStart"/>
+      <w:r>
+        <w:t>shp</w:t>
+      </w:r>
+      <w:proofErr w:type="spellEnd"/>
+      <w:r>
+        <w:t xml:space="preserve"> and .</w:t>
+      </w:r>
+      <w:proofErr w:type="spellStart"/>
+      <w:r>
+        <w:t>dbf</w:t>
+      </w:r>
+      <w:proofErr w:type="spellEnd"/>
+      <w:r>
+        <w:t xml:space="preserve"> file </w:t>
       </w:r>
       <w:r>
         <w:t xml:space="preserve">according to </w:t>
@@ -812,6 +853,9 @@
       <w:r>
         <w:t xml:space="preserve"> S4.</w:t>
       </w:r>
+      <w:r>
+        <w:t xml:space="preserve"> Creates “estimates” output used in Table S2.</w:t>
+      </w:r>
     </w:p>
     <w:p>
       <w:pPr>
@@ -860,13 +904,25 @@
         <w:t>Figure 3</w:t>
       </w:r>
       <w:r>
-        <w:t xml:space="preserve">, </w:t>
+        <w:t xml:space="preserve"> and </w:t>
       </w:r>
       <w:r>
         <w:t xml:space="preserve">Figure S5, </w:t>
       </w:r>
       <w:r>
-        <w:t>and Table S2.</w:t>
+        <w:t xml:space="preserve">and </w:t>
+      </w:r>
+      <w:r>
+        <w:t xml:space="preserve">creates output for </w:t>
+      </w:r>
+      <w:r>
+        <w:t>Table S</w:t>
+      </w:r>
+      <w:r>
+        <w:t>3</w:t>
+      </w:r>
+      <w:r>
+        <w:t>.</w:t>
       </w:r>
     </w:p>
     <w:p>
@@ -913,14 +969,7 @@
           <w:b/>
           <w:bCs/>
         </w:rPr>
-        <w:t xml:space="preserve">Figure </w:t>
-      </w:r>
-      <w:r>
-        <w:rPr>
-          <w:b/>
-          <w:bCs/>
-        </w:rPr>
-        <w:t>4</w:t>
+        <w:t>Figure 4</w:t>
       </w:r>
       <w:r>
         <w:t>.</w:t>
@@ -1033,7 +1082,7 @@
 </file>
 
 <file path=word/numbering.xml><?xml version="1.0" encoding="utf-8"?>
-<w:numbering xmlns:wpc="http://schemas.microsoft.com/office/word/2010/wordprocessingCanvas" xmlns:cx="http://schemas.microsoft.com/office/drawing/2014/chartex" xmlns:cx1="http://schemas.microsoft.com/office/drawing/2015/9/8/chartex" xmlns:cx2="http://schemas.microsoft.com/office/drawing/2015/10/21/chartex" xmlns:cx3="http://schemas.microsoft.com/office/drawing/2016/5/9/chartex" xmlns:cx4="http://schemas.microsoft.com/office/drawing/2016/5/10/chartex" xmlns:cx5="http://schemas.microsoft.com/office/drawing/2016/5/11/chartex" xmlns:cx6="http://schemas.microsoft.com/office/drawing/2016/5/12/chartex" xmlns:cx7="http://schemas.microsoft.com/office/drawing/2016/5/13/chartex" xmlns:cx8="http://schemas.microsoft.com/office/drawing/2016/5/14/chartex" xmlns:mc="http://schemas.openxmlformats.org/markup-compatibility/2006" xmlns:aink="http://schemas.microsoft.com/office/drawing/2016/ink" xmlns:am3d="http://schemas.microsoft.com/office/drawing/2017/model3d" xmlns:o="urn:schemas-microsoft-com:office:office" xmlns:r="http://schemas.openxmlformats.org/officeDocument/2006/relationships" xmlns:m="http://schemas.openxmlformats.org/officeDocument/2006/math" xmlns:v="urn:schemas-microsoft-com:vml" xmlns:wp14="http://schemas.microsoft.com/office/word/2010/wordprocessingDrawing" xmlns:wp="http://schemas.openxmlformats.org/drawingml/2006/wordprocessingDrawing" xmlns:w10="urn:schemas-microsoft-com:office:word" xmlns:w="http://schemas.openxmlformats.org/wordprocessingml/2006/main" xmlns:w14="http://schemas.microsoft.com/office/word/2010/wordml" xmlns:w15="http://schemas.microsoft.com/office/word/2012/wordml" xmlns:w16cid="http://schemas.microsoft.com/office/word/2016/wordml/cid" xmlns:w16se="http://schemas.microsoft.com/office/word/2015/wordml/symex" xmlns:wpg="http://schemas.microsoft.com/office/word/2010/wordprocessingGroup" xmlns:wpi="http://schemas.microsoft.com/office/word/2010/wordprocessingInk" xmlns:wne="http://schemas.microsoft.com/office/word/2006/wordml" xmlns:wps="http://schemas.microsoft.com/office/word/2010/wordprocessingShape" mc:Ignorable="w14 w15 w16se w16cid wp14">
+<w:numbering xmlns:wpc="http://schemas.microsoft.com/office/word/2010/wordprocessingCanvas" xmlns:cx="http://schemas.microsoft.com/office/drawing/2014/chartex" xmlns:cx1="http://schemas.microsoft.com/office/drawing/2015/9/8/chartex" xmlns:cx2="http://schemas.microsoft.com/office/drawing/2015/10/21/chartex" xmlns:cx3="http://schemas.microsoft.com/office/drawing/2016/5/9/chartex" xmlns:cx4="http://schemas.microsoft.com/office/drawing/2016/5/10/chartex" xmlns:cx5="http://schemas.microsoft.com/office/drawing/2016/5/11/chartex" xmlns:cx6="http://schemas.microsoft.com/office/drawing/2016/5/12/chartex" xmlns:cx7="http://schemas.microsoft.com/office/drawing/2016/5/13/chartex" xmlns:cx8="http://schemas.microsoft.com/office/drawing/2016/5/14/chartex" xmlns:mc="http://schemas.openxmlformats.org/markup-compatibility/2006" xmlns:aink="http://schemas.microsoft.com/office/drawing/2016/ink" xmlns:am3d="http://schemas.microsoft.com/office/drawing/2017/model3d" xmlns:o="urn:schemas-microsoft-com:office:office" xmlns:r="http://schemas.openxmlformats.org/officeDocument/2006/relationships" xmlns:m="http://schemas.openxmlformats.org/officeDocument/2006/math" xmlns:v="urn:schemas-microsoft-com:vml" xmlns:wp14="http://schemas.microsoft.com/office/word/2010/wordprocessingDrawing" xmlns:wp="http://schemas.openxmlformats.org/drawingml/2006/wordprocessingDrawing" xmlns:w10="urn:schemas-microsoft-com:office:word" xmlns:w="http://schemas.openxmlformats.org/wordprocessingml/2006/main" xmlns:w14="http://schemas.microsoft.com/office/word/2010/wordml" xmlns:w15="http://schemas.microsoft.com/office/word/2012/wordml" xmlns:w16cex="http://schemas.microsoft.com/office/word/2018/wordml/cex" xmlns:w16cid="http://schemas.microsoft.com/office/word/2016/wordml/cid" xmlns:w16="http://schemas.microsoft.com/office/word/2018/wordml" xmlns:w16sdtdh="http://schemas.microsoft.com/office/word/2020/wordml/sdtdatahash" xmlns:w16se="http://schemas.microsoft.com/office/word/2015/wordml/symex" xmlns:wpg="http://schemas.microsoft.com/office/word/2010/wordprocessingGroup" xmlns:wpi="http://schemas.microsoft.com/office/word/2010/wordprocessingInk" xmlns:wne="http://schemas.microsoft.com/office/word/2006/wordml" xmlns:wps="http://schemas.microsoft.com/office/word/2010/wordprocessingShape" mc:Ignorable="w14 w15 w16se w16cid w16 w16cex w16sdtdh wp14">
   <w:abstractNum w:abstractNumId="0" w15:restartNumberingAfterBreak="0">
     <w:nsid w:val="02900C21"/>
     <w:multiLevelType w:val="hybridMultilevel"/>
@@ -1850,23 +1899,17 @@
 </file>
 
 <file path=word/styles.xml><?xml version="1.0" encoding="utf-8"?>
-<w:styles xmlns:mc="http://schemas.openxmlformats.org/markup-compatibility/2006" xmlns:r="http://schemas.openxmlformats.org/officeDocument/2006/relationships" xmlns:w="http://schemas.openxmlformats.org/wordprocessingml/2006/main" xmlns:w14="http://schemas.microsoft.com/office/word/2010/wordml" xmlns:w15="http://schemas.microsoft.com/office/word/2012/wordml" xmlns:w16cid="http://schemas.microsoft.com/office/word/2016/wordml/cid" xmlns:w16se="http://schemas.microsoft.com/office/word/2015/wordml/symex" mc:Ignorable="w14 w15 w16se w16cid">
+<w:styles xmlns:mc="http://schemas.openxmlformats.org/markup-compatibility/2006" xmlns:r="http://schemas.openxmlformats.org/officeDocument/2006/relationships" xmlns:w="http://schemas.openxmlformats.org/wordprocessingml/2006/main" xmlns:w14="http://schemas.microsoft.com/office/word/2010/wordml" xmlns:w15="http://schemas.microsoft.com/office/word/2012/wordml" xmlns:w16cex="http://schemas.microsoft.com/office/word/2018/wordml/cex" xmlns:w16cid="http://schemas.microsoft.com/office/word/2016/wordml/cid" xmlns:w16="http://schemas.microsoft.com/office/word/2018/wordml" xmlns:w16sdtdh="http://schemas.microsoft.com/office/word/2020/wordml/sdtdatahash" xmlns:w16se="http://schemas.microsoft.com/office/word/2015/wordml/symex" mc:Ignorable="w14 w15 w16se w16cid w16 w16cex w16sdtdh">
   <w:docDefaults>
     <w:rPrDefault>
       <w:rPr>
-        <w:rFonts w:asciiTheme="minorHAnsi" w:eastAsiaTheme="minorEastAsia" w:hAnsiTheme="minorHAnsi" w:cs="Times New Roman"/>
-        <w:sz w:val="22"/>
-        <w:szCs w:val="22"/>
+        <w:rFonts w:ascii="Calibri" w:eastAsia="Times New Roman" w:hAnsi="Calibri" w:cs="Times New Roman"/>
         <w:lang w:val="en-US" w:eastAsia="en-US" w:bidi="ar-SA"/>
       </w:rPr>
     </w:rPrDefault>
-    <w:pPrDefault>
-      <w:pPr>
-        <w:spacing w:after="160" w:line="259" w:lineRule="auto"/>
-      </w:pPr>
-    </w:pPrDefault>
+    <w:pPrDefault/>
   </w:docDefaults>
-  <w:latentStyles w:defLockedState="0" w:defUIPriority="99" w:defSemiHidden="0" w:defUnhideWhenUsed="0" w:defQFormat="0" w:count="377">
+  <w:latentStyles w:defLockedState="0" w:defUIPriority="99" w:defSemiHidden="0" w:defUnhideWhenUsed="0" w:defQFormat="0" w:count="376">
     <w:lsdException w:name="Normal" w:uiPriority="0" w:qFormat="1"/>
     <w:lsdException w:name="heading 1" w:uiPriority="9" w:qFormat="1"/>
     <w:lsdException w:name="heading 2" w:semiHidden="1" w:uiPriority="9" w:unhideWhenUsed="1" w:qFormat="1"/>
@@ -1972,13 +2015,57 @@
     <w:lsdException w:name="HTML Sample" w:semiHidden="1" w:unhideWhenUsed="1"/>
     <w:lsdException w:name="HTML Typewriter" w:semiHidden="1" w:unhideWhenUsed="1"/>
     <w:lsdException w:name="HTML Variable" w:semiHidden="1" w:unhideWhenUsed="1"/>
+    <w:lsdException w:name="Normal Table" w:semiHidden="1" w:unhideWhenUsed="1"/>
     <w:lsdException w:name="annotation subject" w:semiHidden="1" w:unhideWhenUsed="1"/>
     <w:lsdException w:name="No List" w:semiHidden="1" w:unhideWhenUsed="1"/>
     <w:lsdException w:name="Outline List 1" w:semiHidden="1" w:unhideWhenUsed="1"/>
     <w:lsdException w:name="Outline List 2" w:semiHidden="1" w:unhideWhenUsed="1"/>
     <w:lsdException w:name="Outline List 3" w:semiHidden="1" w:unhideWhenUsed="1"/>
+    <w:lsdException w:name="Table Simple 1" w:semiHidden="1" w:unhideWhenUsed="1"/>
+    <w:lsdException w:name="Table Simple 2" w:semiHidden="1" w:unhideWhenUsed="1"/>
+    <w:lsdException w:name="Table Simple 3" w:semiHidden="1" w:unhideWhenUsed="1"/>
+    <w:lsdException w:name="Table Classic 1" w:semiHidden="1" w:unhideWhenUsed="1"/>
+    <w:lsdException w:name="Table Classic 2" w:semiHidden="1" w:unhideWhenUsed="1"/>
+    <w:lsdException w:name="Table Classic 3" w:semiHidden="1" w:unhideWhenUsed="1"/>
+    <w:lsdException w:name="Table Classic 4" w:semiHidden="1" w:unhideWhenUsed="1"/>
+    <w:lsdException w:name="Table Colorful 1" w:semiHidden="1" w:unhideWhenUsed="1"/>
+    <w:lsdException w:name="Table Colorful 2" w:semiHidden="1" w:unhideWhenUsed="1"/>
+    <w:lsdException w:name="Table Colorful 3" w:semiHidden="1" w:unhideWhenUsed="1"/>
+    <w:lsdException w:name="Table Columns 1" w:semiHidden="1" w:unhideWhenUsed="1"/>
+    <w:lsdException w:name="Table Columns 2" w:semiHidden="1" w:unhideWhenUsed="1"/>
+    <w:lsdException w:name="Table Columns 3" w:semiHidden="1" w:unhideWhenUsed="1"/>
+    <w:lsdException w:name="Table Columns 4" w:semiHidden="1" w:unhideWhenUsed="1"/>
+    <w:lsdException w:name="Table Columns 5" w:semiHidden="1" w:unhideWhenUsed="1"/>
+    <w:lsdException w:name="Table Grid 1" w:semiHidden="1" w:unhideWhenUsed="1"/>
+    <w:lsdException w:name="Table Grid 2" w:semiHidden="1" w:unhideWhenUsed="1"/>
+    <w:lsdException w:name="Table Grid 3" w:semiHidden="1" w:unhideWhenUsed="1"/>
+    <w:lsdException w:name="Table Grid 4" w:semiHidden="1" w:unhideWhenUsed="1"/>
+    <w:lsdException w:name="Table Grid 5" w:semiHidden="1" w:unhideWhenUsed="1"/>
+    <w:lsdException w:name="Table Grid 6" w:semiHidden="1" w:unhideWhenUsed="1"/>
+    <w:lsdException w:name="Table Grid 7" w:semiHidden="1" w:unhideWhenUsed="1"/>
+    <w:lsdException w:name="Table Grid 8" w:semiHidden="1" w:unhideWhenUsed="1"/>
+    <w:lsdException w:name="Table List 1" w:semiHidden="1" w:unhideWhenUsed="1"/>
+    <w:lsdException w:name="Table List 2" w:semiHidden="1" w:unhideWhenUsed="1"/>
+    <w:lsdException w:name="Table List 3" w:semiHidden="1" w:unhideWhenUsed="1"/>
+    <w:lsdException w:name="Table List 4" w:semiHidden="1" w:unhideWhenUsed="1"/>
+    <w:lsdException w:name="Table List 5" w:semiHidden="1" w:unhideWhenUsed="1"/>
+    <w:lsdException w:name="Table List 6" w:semiHidden="1" w:unhideWhenUsed="1"/>
+    <w:lsdException w:name="Table List 7" w:semiHidden="1" w:unhideWhenUsed="1"/>
+    <w:lsdException w:name="Table List 8" w:semiHidden="1" w:unhideWhenUsed="1"/>
+    <w:lsdException w:name="Table 3D effects 1" w:semiHidden="1" w:unhideWhenUsed="1"/>
+    <w:lsdException w:name="Table 3D effects 2" w:semiHidden="1" w:unhideWhenUsed="1"/>
+    <w:lsdException w:name="Table 3D effects 3" w:semiHidden="1" w:unhideWhenUsed="1"/>
+    <w:lsdException w:name="Table Contemporary" w:semiHidden="1" w:unhideWhenUsed="1"/>
+    <w:lsdException w:name="Table Elegant" w:semiHidden="1" w:unhideWhenUsed="1"/>
+    <w:lsdException w:name="Table Professional" w:semiHidden="1" w:unhideWhenUsed="1"/>
+    <w:lsdException w:name="Table Subtle 1" w:semiHidden="1" w:unhideWhenUsed="1"/>
+    <w:lsdException w:name="Table Subtle 2" w:semiHidden="1" w:unhideWhenUsed="1"/>
+    <w:lsdException w:name="Table Web 1" w:semiHidden="1" w:unhideWhenUsed="1"/>
+    <w:lsdException w:name="Table Web 2" w:semiHidden="1" w:unhideWhenUsed="1"/>
+    <w:lsdException w:name="Table Web 3" w:semiHidden="1" w:unhideWhenUsed="1"/>
     <w:lsdException w:name="Balloon Text" w:semiHidden="1" w:unhideWhenUsed="1"/>
     <w:lsdException w:name="Table Grid" w:uiPriority="39"/>
+    <w:lsdException w:name="Table Theme" w:semiHidden="1" w:unhideWhenUsed="1"/>
     <w:lsdException w:name="Placeholder Text" w:semiHidden="1"/>
     <w:lsdException w:name="No Spacing" w:uiPriority="1" w:qFormat="1"/>
     <w:lsdException w:name="Light Shading" w:uiPriority="60"/>
@@ -2199,11 +2286,17 @@
     <w:lsdException w:name="Hashtag" w:semiHidden="1" w:unhideWhenUsed="1"/>
     <w:lsdException w:name="Unresolved Mention" w:semiHidden="1" w:unhideWhenUsed="1"/>
     <w:lsdException w:name="Smart Link" w:semiHidden="1" w:unhideWhenUsed="1"/>
-    <w:lsdException w:name="Smart Link Error" w:semiHidden="1" w:unhideWhenUsed="1"/>
   </w:latentStyles>
   <w:style w:type="paragraph" w:default="1" w:styleId="Normal">
     <w:name w:val="Normal"/>
     <w:qFormat/>
+    <w:pPr>
+      <w:spacing w:after="160" w:line="259" w:lineRule="auto"/>
+    </w:pPr>
+    <w:rPr>
+      <w:sz w:val="22"/>
+      <w:szCs w:val="22"/>
+    </w:rPr>
   </w:style>
   <w:style w:type="character" w:default="1" w:styleId="DefaultParagraphFont">
     <w:name w:val="Default Paragraph Font"/>
@@ -2234,7 +2327,6 @@
   </w:style>
   <w:style w:type="character" w:styleId="Hyperlink">
     <w:name w:val="Hyperlink"/>
-    <w:basedOn w:val="DefaultParagraphFont"/>
     <w:uiPriority w:val="99"/>
     <w:unhideWhenUsed/>
     <w:rsid w:val="006A5223"/>
@@ -2245,20 +2337,18 @@
   </w:style>
   <w:style w:type="character" w:styleId="FollowedHyperlink">
     <w:name w:val="FollowedHyperlink"/>
-    <w:basedOn w:val="DefaultParagraphFont"/>
     <w:uiPriority w:val="99"/>
     <w:semiHidden/>
     <w:unhideWhenUsed/>
     <w:rsid w:val="006A5223"/>
     <w:rPr>
       <w:rFonts w:cs="Times New Roman"/>
-      <w:color w:val="954F72" w:themeColor="followedHyperlink"/>
+      <w:color w:val="954F72"/>
       <w:u w:val="single"/>
     </w:rPr>
   </w:style>
   <w:style w:type="character" w:styleId="Emphasis">
     <w:name w:val="Emphasis"/>
-    <w:basedOn w:val="DefaultParagraphFont"/>
     <w:uiPriority w:val="20"/>
     <w:qFormat/>
     <w:rsid w:val="006A5223"/>
@@ -2272,7 +2362,6 @@
   </w:style>
   <w:style w:type="character" w:styleId="UnresolvedMention">
     <w:name w:val="Unresolved Mention"/>
-    <w:basedOn w:val="DefaultParagraphFont"/>
     <w:uiPriority w:val="99"/>
     <w:semiHidden/>
     <w:unhideWhenUsed/>
@@ -2859,14 +2948,8 @@
 <ds:datastoreItem xmlns:ds="http://schemas.openxmlformats.org/officeDocument/2006/customXml" ds:itemID="{B7A3C234-192E-4192-9D24-5B5C8922284F}">
   <ds:schemaRefs>
     <ds:schemaRef ds:uri="http://schemas.microsoft.com/office/2006/metadata/properties"/>
-    <ds:schemaRef ds:uri="http://www.w3.org/XML/1998/namespace"/>
-    <ds:schemaRef ds:uri="http://purl.org/dc/dcmitype/"/>
-    <ds:schemaRef ds:uri="http://purl.org/dc/elements/1.1/"/>
-    <ds:schemaRef ds:uri="http://schemas.microsoft.com/office/2006/documentManagement/types"/>
     <ds:schemaRef ds:uri="http://schemas.microsoft.com/office/infopath/2007/PartnerControls"/>
-    <ds:schemaRef ds:uri="http://schemas.openxmlformats.org/package/2006/metadata/core-properties"/>
     <ds:schemaRef ds:uri="e33a8b63-1dfd-4bc2-b615-ef528c971c88"/>
-    <ds:schemaRef ds:uri="http://purl.org/dc/terms/"/>
   </ds:schemaRefs>
 </ds:datastoreItem>
 </file>